--- a/fixtures/docx/01-title-heading-paragraph.docx
+++ b/fixtures/docx/01-title-heading-paragraph.docx
@@ -4,15 +4,17 @@
   <w:body>
     <w:p>
       <w:pPr>
-        <w:pStyle w:val="Title"/>
+        <w:pStyle w:val="Heading1"/>
+        <w:spacing w:after="240"/>
       </w:pPr>
       <w:r>
-        <w:t xml:space="preserve">Instruct Fixture Title</w:t>
+        <w:t xml:space="preserve">Docwarp Fixture Title</w:t>
       </w:r>
     </w:p>
     <w:p>
       <w:pPr>
         <w:pStyle w:val="Heading2"/>
+        <w:spacing w:before="240" w:after="240"/>
       </w:pPr>
       <w:r>
         <w:t xml:space="preserve">Section Heading</w:t>
@@ -21,6 +23,7 @@
     <w:p>
       <w:pPr>
         <w:pStyle w:val="Normal"/>
+        <w:spacing w:after="240"/>
       </w:pPr>
       <w:r>
         <w:t xml:space="preserve">This is a basic paragraph used for canonical fixture coverage.</w:t>
@@ -83,6 +86,33 @@
       <w:sz w:val="24"/>
     </w:rPr>
   </w:style>
+  <w:style w:type="paragraph" w:styleId="Heading4">
+    <w:name w:val="heading 4"/>
+    <w:basedOn w:val="Normal"/>
+    <w:qFormat/>
+    <w:rPr>
+      <w:b/>
+      <w:sz w:val="22"/>
+    </w:rPr>
+  </w:style>
+  <w:style w:type="paragraph" w:styleId="Heading5">
+    <w:name w:val="heading 5"/>
+    <w:basedOn w:val="Normal"/>
+    <w:qFormat/>
+    <w:rPr>
+      <w:b/>
+      <w:sz w:val="20"/>
+    </w:rPr>
+  </w:style>
+  <w:style w:type="paragraph" w:styleId="Heading6">
+    <w:name w:val="heading 6"/>
+    <w:basedOn w:val="Normal"/>
+    <w:qFormat/>
+    <w:rPr>
+      <w:b/>
+      <w:sz w:val="18"/>
+    </w:rPr>
+  </w:style>
   <w:style w:type="paragraph" w:styleId="Quote">
     <w:name w:val="Quote"/>
     <w:basedOn w:val="Normal"/>
